--- a/public/docs/Notice to Proceed.docx
+++ b/public/docs/Notice to Proceed.docx
@@ -185,7 +185,7 @@
             </v:handles>
             <o:lock v:ext="edit" text="t" shapetype="t"/>
           </v:shapetype>
-          <v:shape id="shape_0" adj="10800" fillcolor="black" stroked="f" o:allowincell="f" style="position:absolute;margin-left:40.85pt;margin-top:6pt;width:341.3pt;height:31.45pt;mso-wrap-style:none;v-text-anchor:middle" type="_x0000_t136">
+          <v:shape id="shape_0" adj="10800" fillcolor="black" stroked="f" o:allowincell="f" style="position:absolute;margin-left:40.85pt;margin-top:6pt;width:341.25pt;height:31.4pt;mso-wrap-style:none;v-text-anchor:middle" type="_x0000_t136">
             <v:path textpathok="t"/>
             <v:textpath on="t" fitshape="t" string="Office of the Municipal Mayor" style="font-family:&quot;Vivaldi&quot;;font-size:32pt" trim="t"/>
             <v:fill o:detectmouseclick="t" type="solid" color2="white"/>
@@ -527,7 +527,10 @@
         </w:rPr>
       </w:pPr>
       <w:r>
-        <w:rPr/>
+        <w:rPr>
+          <w:sz w:val="24"/>
+          <w:szCs w:val="24"/>
+        </w:rPr>
       </w:r>
     </w:p>
     <w:p>
@@ -592,7 +595,7 @@
           <w:szCs w:val="24"/>
           <w:u w:val="single"/>
         </w:rPr>
-        <w:t xml:space="preserve">       {{date}}         </w:t>
+        <w:t xml:space="preserve">       </w:t>
       </w:r>
       <w:r>
         <w:rPr>
@@ -600,6 +603,26 @@
           <w:bCs w:val="false"/>
           <w:sz w:val="24"/>
           <w:szCs w:val="24"/>
+          <w:u w:val="single"/>
+        </w:rPr>
+        <w:t>{{notice_date}}</w:t>
+      </w:r>
+      <w:r>
+        <w:rPr>
+          <w:b w:val="false"/>
+          <w:bCs w:val="false"/>
+          <w:sz w:val="24"/>
+          <w:szCs w:val="24"/>
+          <w:u w:val="single"/>
+        </w:rPr>
+        <w:t xml:space="preserve">         </w:t>
+      </w:r>
+      <w:r>
+        <w:rPr>
+          <w:b w:val="false"/>
+          <w:bCs w:val="false"/>
+          <w:sz w:val="24"/>
+          <w:szCs w:val="24"/>
         </w:rPr>
         <w:t xml:space="preserve"> or 10 days after receipt of this notice.</w:t>
       </w:r>
@@ -901,17 +924,7 @@
           <w:szCs w:val="24"/>
           <w:u w:val="single"/>
         </w:rPr>
-        <w:t xml:space="preserve">      {{proprietor_upper}}</w:t>
-      </w:r>
-      <w:r>
-        <w:rPr>
-          <w:b/>
-          <w:bCs/>
-          <w:sz w:val="24"/>
-          <w:szCs w:val="24"/>
-          <w:u w:val="single"/>
-        </w:rPr>
-        <w:t xml:space="preserve">                        </w:t>
+        <w:t xml:space="preserve">      {{proprietor_upper}}                        </w:t>
       </w:r>
     </w:p>
     <w:p>

--- a/public/docs/Notice to Proceed.docx
+++ b/public/docs/Notice to Proceed.docx
@@ -185,7 +185,7 @@
             </v:handles>
             <o:lock v:ext="edit" text="t" shapetype="t"/>
           </v:shapetype>
-          <v:shape id="shape_0" adj="10800" fillcolor="black" stroked="f" o:allowincell="f" style="position:absolute;margin-left:40.85pt;margin-top:6pt;width:341.25pt;height:31.4pt;mso-wrap-style:none;v-text-anchor:middle" type="_x0000_t136">
+          <v:shape id="shape_0" adj="10800" fillcolor="black" stroked="f" o:allowincell="f" style="position:absolute;margin-left:40.85pt;margin-top:6pt;width:341.15pt;height:31.3pt;mso-wrap-style:none;v-text-anchor:middle" type="_x0000_t136">
             <v:path textpathok="t"/>
             <v:textpath on="t" fitshape="t" string="Office of the Municipal Mayor" style="font-family:&quot;Vivaldi&quot;;font-size:32pt" trim="t"/>
             <v:fill o:detectmouseclick="t" type="solid" color2="white"/>
@@ -425,37 +425,34 @@
     <w:p>
       <w:pPr>
         <w:pStyle w:val="Normal"/>
+        <w:widowControl/>
+        <w:suppressAutoHyphens w:val="true"/>
+        <w:bidi w:val="0"/>
+        <w:spacing w:lineRule="auto" w:line="240" w:before="0" w:after="0"/>
+        <w:ind w:hanging="0" w:left="0" w:right="5129"/>
+        <w:jc w:val="left"/>
         <w:rPr>
           <w:sz w:val="24"/>
           <w:szCs w:val="24"/>
         </w:rPr>
       </w:pPr>
       <w:bookmarkStart w:id="3" w:name="bmAddress"/>
-      <w:r>
-        <w:rPr>
-          <w:sz w:val="24"/>
-          <w:szCs w:val="24"/>
-        </w:rPr>
-        <w:t>Employees Housing Diversion Road</w:t>
-      </w:r>
-    </w:p>
-    <w:p>
-      <w:pPr>
-        <w:pStyle w:val="Normal"/>
-        <w:rPr>
-          <w:sz w:val="24"/>
-          <w:szCs w:val="24"/>
-        </w:rPr>
-      </w:pPr>
-      <w:r>
-        <w:rPr>
-          <w:sz w:val="24"/>
-          <w:szCs w:val="24"/>
-        </w:rPr>
-        <w:t>Cabid-An, Sorsogon City</w:t>
-      </w:r>
       <w:bookmarkEnd w:id="1"/>
+      <w:r>
+        <w:rPr>
+          <w:sz w:val="24"/>
+          <w:szCs w:val="24"/>
+        </w:rPr>
+        <w:t>{</w:t>
+      </w:r>
       <w:bookmarkEnd w:id="3"/>
+      <w:r>
+        <w:rPr>
+          <w:sz w:val="24"/>
+          <w:szCs w:val="24"/>
+        </w:rPr>
+        <w:t>{address}}</w:t>
+      </w:r>
     </w:p>
     <w:p>
       <w:pPr>
@@ -595,27 +592,7 @@
           <w:szCs w:val="24"/>
           <w:u w:val="single"/>
         </w:rPr>
-        <w:t xml:space="preserve">       </w:t>
-      </w:r>
-      <w:r>
-        <w:rPr>
-          <w:b w:val="false"/>
-          <w:bCs w:val="false"/>
-          <w:sz w:val="24"/>
-          <w:szCs w:val="24"/>
-          <w:u w:val="single"/>
-        </w:rPr>
-        <w:t>{{notice_date}}</w:t>
-      </w:r>
-      <w:r>
-        <w:rPr>
-          <w:b w:val="false"/>
-          <w:bCs w:val="false"/>
-          <w:sz w:val="24"/>
-          <w:szCs w:val="24"/>
-          <w:u w:val="single"/>
-        </w:rPr>
-        <w:t xml:space="preserve">         </w:t>
+        <w:t xml:space="preserve">       {{notice_date}}         </w:t>
       </w:r>
       <w:r>
         <w:rPr>
